--- a/docs/docx/phased-plan.docx
+++ b/docs/docx/phased-plan.docx
@@ -148,7 +148,7 @@
         <w:t>docs/data-model/README.md</w:t>
       </w:r>
       <w:r>
-        <w:t xml:space="preserve"> (403-table validated schema, 15-file load order 00→14).</w:t>
+        <w:t xml:space="preserve"> (447-table validated schema, 15-file load order 00→14).</w:t>
       </w:r>
     </w:p>
     <w:p>
@@ -1573,7 +1573,7 @@
         <w:rPr>
           <w:b/>
         </w:rPr>
-        <w:t>403 tables · 1,769 FKs · 399 RLS tables · 673 enums</w:t>
+        <w:t>447 tables · 1,769 FKs · 399 RLS tables · 673 enums</w:t>
       </w:r>
       <w:r>
         <w:t xml:space="preserve"> (validated end-to-end, </w:t>

--- a/docs/docx/phased-plan.docx
+++ b/docs/docx/phased-plan.docx
@@ -1573,7 +1573,7 @@
         <w:rPr>
           <w:b/>
         </w:rPr>
-        <w:t>447 tables · 1,769 FKs · 399 RLS tables · 673 enums</w:t>
+        <w:t>447 tables · 1,907 FKs · 443 RLS tables · 700 enums</w:t>
       </w:r>
       <w:r>
         <w:t xml:space="preserve"> (validated end-to-end, </w:t>
